--- a/applications/procaps-digital-asset-manager/cover-letter.docx
+++ b/applications/procaps-digital-asset-manager/cover-letter.docx
@@ -120,7 +120,7 @@
           <w:b w:val="0"/>
           <w:color w:val="1A1A1A"/>
         </w:rPr>
-        <w:t>I haven't held a DAM title, and I'd be learning Brandfolder on the job. What I bring is the discipline the role describes: an asset approved for the website isn't automatically approved for Amazon, a retired file isn't gone until it's gone everywhere, and a system only works if the people using it are trained to use it. I live in Arvada, so Broomfield is an easy commute. Got time for a conversation this week?</w:t>
+        <w:t>I've worked in shared asset libraries like Dropbox and Google Drive in every job I've had, but I haven't administered a dedicated DAM, and I'd be learning Brandfolder on the job. What I bring is the discipline the role describes: an asset approved for the website isn't automatically approved for Amazon, a retired file isn't gone until it's gone everywhere, and a system only works if the people using it are trained to use it. I live in Arvada, so Broomfield is an easy commute. Got time for a conversation this week?</w:t>
       </w:r>
     </w:p>
     <w:p>
